--- a/fuentes/CF3-Entendiendo la empresa_240201525.docx
+++ b/fuentes/CF3-Entendiendo la empresa_240201525.docx
@@ -2237,6 +2237,7 @@
         <w:jc w:val="both"/>
       </w:pPr>
       <w:r>
+        <w:lastRenderedPageBreak/>
         <w:t>Puede requerir mucho tiempo para su elaboración, especialmente si se busca un análisis profundo y completo. Esto puede retrasar el inicio del emprendimiento o generar ansiedad por resultados inmediatos.</w:t>
       </w:r>
     </w:p>
@@ -2489,11 +2490,7 @@
         <w:jc w:val="both"/>
       </w:pPr>
       <w:r>
-        <w:t xml:space="preserve">Hoy en día, este concepto ha evolucionado para incorporar una visión más integral y estratégica del papel empresarial. Una empresa no solo busca rentabilidad, sino que también debe adaptarse a los cambios del entorno global, a los avances tecnológicos y a las demandas sociales, ambientales y éticas </w:t>
-      </w:r>
-      <w:r>
-        <w:lastRenderedPageBreak/>
-        <w:t>del siglo XXI. En este sentido, el financiamiento sigue siendo una pieza clave, ya que el capital no solo moviliza procesos productivos, sino que también permite invertir en innovación, tecnología, talento humano y sostenibilidad.</w:t>
+        <w:t>Hoy en día, este concepto ha evolucionado para incorporar una visión más integral y estratégica del papel empresarial. Una empresa no solo busca rentabilidad, sino que también debe adaptarse a los cambios del entorno global, a los avances tecnológicos y a las demandas sociales, ambientales y éticas del siglo XXI. En este sentido, el financiamiento sigue siendo una pieza clave, ya que el capital no solo moviliza procesos productivos, sino que también permite invertir en innovación, tecnología, talento humano y sostenibilidad.</w:t>
       </w:r>
     </w:p>
     <w:p>
@@ -2661,6 +2658,7 @@
         <w:rPr>
           <w:b/>
         </w:rPr>
+        <w:lastRenderedPageBreak/>
         <w:t>Las c</w:t>
       </w:r>
       <w:r>
@@ -2716,7 +2714,6 @@
         <w:rPr>
           <w:b/>
         </w:rPr>
-        <w:lastRenderedPageBreak/>
         <w:t>Sistémicas:</w:t>
       </w:r>
       <w:r>
@@ -3016,6 +3013,7 @@
         <w:rPr>
           <w:b/>
         </w:rPr>
+        <w:lastRenderedPageBreak/>
         <w:t>Moti</w:t>
       </w:r>
       <w:r>
@@ -3050,7 +3048,6 @@
         <w:rPr>
           <w:b/>
         </w:rPr>
-        <w:lastRenderedPageBreak/>
         <w:t>Coor</w:t>
       </w:r>
       <w:r>
@@ -3294,22 +3291,25 @@
         <w:spacing w:line="360" w:lineRule="auto"/>
       </w:pPr>
       <w:r>
-        <w:t>La tipología de la organización hace referencia a los distintos modelos o sistemas de estructura organizacional que una empresa puede adoptar para gestionar sus actividades, coordinar equipos y alcanzar sus objetivos. La elección del tipo de estructura depende de diversos factores, como el tamaño de la empresa, su actividad principal, el tipo de producción o servicios que ofrece, el número de empleados, el grado de especialización requerido, el uso de tecnología, la cultura organizacional y los objetivos estratégicos.</w:t>
-      </w:r>
-    </w:p>
-    <w:p>
-      <w:pPr>
-        <w:pStyle w:val="Normal0"/>
-        <w:spacing w:line="360" w:lineRule="auto"/>
-      </w:pPr>
-    </w:p>
-    <w:p>
-      <w:pPr>
-        <w:pStyle w:val="Normal0"/>
-        <w:spacing w:line="360" w:lineRule="auto"/>
-      </w:pPr>
+        <w:t xml:space="preserve">La tipología de la organización hace referencia a los distintos modelos o sistemas de estructura organizacional que una empresa puede adoptar para gestionar sus actividades, coordinar equipos y alcanzar sus objetivos. La elección del tipo de estructura depende de diversos factores, como el tamaño de la empresa, su actividad principal, el tipo de producción o servicios que ofrece, el número </w:t>
+      </w:r>
       <w:r>
         <w:lastRenderedPageBreak/>
+        <w:t>de empleados, el grado de especialización requerido, el uso de tecnología, la cultura organizacional y los objetivos estratégicos.</w:t>
+      </w:r>
+    </w:p>
+    <w:p>
+      <w:pPr>
+        <w:pStyle w:val="Normal0"/>
+        <w:spacing w:line="360" w:lineRule="auto"/>
+      </w:pPr>
+    </w:p>
+    <w:p>
+      <w:pPr>
+        <w:pStyle w:val="Normal0"/>
+        <w:spacing w:line="360" w:lineRule="auto"/>
+      </w:pPr>
+      <w:r>
         <w:t>Contar con una estructura adecuada permite una mejor distribución de funciones, una comunicación más eficiente y una mayor claridad en la toma de decisiones, lo que contribuye directamente al desempeño general de la organización.</w:t>
       </w:r>
     </w:p>
@@ -3566,15 +3566,8 @@
           <w:rFonts w:eastAsia="Times New Roman"/>
           <w:lang w:eastAsia="es-CO"/>
         </w:rPr>
-        <w:t xml:space="preserve">Comprender las diferentes tipologías organizacionales permite a las empresas seleccionar el modelo estructural que mejor se ajuste a sus necesidades operativas, estratégicas y humanas. La elección de </w:t>
-      </w:r>
-      <w:r>
-        <w:rPr>
-          <w:rFonts w:eastAsia="Times New Roman"/>
-          <w:lang w:eastAsia="es-CO"/>
-        </w:rPr>
         <w:lastRenderedPageBreak/>
-        <w:t>una estructura adecuada</w:t>
+        <w:t>Comprender las diferentes tipologías organizacionales permite a las empresas seleccionar el modelo estructural que mejor se ajuste a sus necesidades operativas, estratégicas y humanas. La elección de una estructura adecuada</w:t>
       </w:r>
       <w:r>
         <w:rPr>
@@ -3859,6 +3852,7 @@
         <w:rPr>
           <w:b/>
         </w:rPr>
+        <w:lastRenderedPageBreak/>
         <w:t>2.4 Estructura organizacional</w:t>
       </w:r>
     </w:p>
@@ -3877,7 +3871,6 @@
         <w:spacing w:line="360" w:lineRule="auto"/>
       </w:pPr>
       <w:r>
-        <w:lastRenderedPageBreak/>
         <w:t xml:space="preserve">Una vez que el empresario ha definido los objetivos estratégicos de su organización, el siguiente paso es establecer </w:t>
       </w:r>
       <w:r>
@@ -4172,7 +4165,6 @@
         <w:spacing w:line="360" w:lineRule="auto"/>
       </w:pPr>
       <w:r>
-        <w:lastRenderedPageBreak/>
         <w:t>La división del trabajo consiste en la segmentación y especialización de las tareas dentro de una empresa, asignándolas por áreas, departamentos o funciones específicas. Esta separación permite una mayor precisión, eficiencia y ahorro de esfuerzo, facilitando la especialización del talento humano y el perfeccionamiento continuo de los procesos.</w:t>
       </w:r>
       <w:r>
@@ -4403,6 +4395,7 @@
           <w:noProof/>
           <w:lang w:eastAsia="es-CO"/>
         </w:rPr>
+        <w:lastRenderedPageBreak/>
         <w:drawing>
           <wp:inline distT="0" distB="0" distL="0" distR="0" wp14:anchorId="342D8DB9" wp14:editId="20B63338">
             <wp:extent cx="5612130" cy="1155700"/>
@@ -4736,6 +4729,7 @@
           <w:b/>
           <w:bCs/>
         </w:rPr>
+        <w:lastRenderedPageBreak/>
         <w:t>3. Elementos estratégicos de la empresa</w:t>
       </w:r>
     </w:p>
@@ -4751,11 +4745,7 @@
         <w:spacing w:line="360" w:lineRule="auto"/>
       </w:pPr>
       <w:r>
-        <w:t xml:space="preserve">Comprender el pensamiento estratégico es fundamental para quienes lideran y desarrollan organizaciones en contextos dinámicos y altamente competitivos. Se trata de una capacidad humana que permite proyectar a la empresa hacia el futuro, a partir de la interacción entre sus condiciones actuales, recursos disponibles y el análisis del entorno. Este tipo de pensamiento no se limita a resolver problemas del presente, sino que se enfoca en diseñar alternativas viables que posibiliten </w:t>
-      </w:r>
-      <w:r>
-        <w:lastRenderedPageBreak/>
-        <w:t>construir el futuro deseado, entendiendo que este no es un destino fijo, sino una realidad que se moldea</w:t>
+        <w:t>Comprender el pensamiento estratégico es fundamental para quienes lideran y desarrollan organizaciones en contextos dinámicos y altamente competitivos. Se trata de una capacidad humana que permite proyectar a la empresa hacia el futuro, a partir de la interacción entre sus condiciones actuales, recursos disponibles y el análisis del entorno. Este tipo de pensamiento no se limita a resolver problemas del presente, sino que se enfoca en diseñar alternativas viables que posibiliten construir el futuro deseado, entendiendo que este no es un destino fijo, sino una realidad que se moldea</w:t>
       </w:r>
       <w:r>
         <w:t>,</w:t>
@@ -4955,7 +4945,6 @@
         <w:spacing w:line="360" w:lineRule="auto"/>
       </w:pPr>
       <w:r>
-        <w:lastRenderedPageBreak/>
         <w:t xml:space="preserve">La </w:t>
       </w:r>
       <w:r>
@@ -5196,7 +5185,11 @@
         <w:spacing w:line="360" w:lineRule="auto"/>
       </w:pPr>
       <w:r>
-        <w:t>Redactar una misión clara, auténtica y orientada al impacto es fundamental para consolidar la identidad organizacional y movilizar al equipo hacia un mismo propósito; para lograrlo, es necesario reflexionar estratégicamente sobre los elementos que conforman dicha identidad y propósito, a través de preguntas clave que guíen su formulación con coherencia, sentido y alineac</w:t>
+        <w:t xml:space="preserve">Redactar una misión clara, auténtica y orientada al impacto es fundamental para consolidar la identidad organizacional y movilizar al equipo hacia un mismo propósito; para lograrlo, es necesario </w:t>
+      </w:r>
+      <w:r>
+        <w:lastRenderedPageBreak/>
+        <w:t>reflexionar estratégicamente sobre los elementos que conforman dicha identidad y propósito, a través de preguntas clave que guíen su formulación con coherencia, sentido y alineac</w:t>
       </w:r>
       <w:r>
         <w:t xml:space="preserve">ión con la visión de la empresa, a continuación se destacan las siguientes: </w:t>
@@ -5270,7 +5263,6 @@
         <w:spacing w:line="360" w:lineRule="auto"/>
       </w:pPr>
       <w:r>
-        <w:lastRenderedPageBreak/>
         <w:t>¿Quiénes son sus clientes actuales y potenciales?</w:t>
       </w:r>
     </w:p>
@@ -5457,6 +5449,7 @@
         <w:spacing w:line="360" w:lineRule="auto"/>
       </w:pPr>
       <w:r>
+        <w:lastRenderedPageBreak/>
         <w:t>¿Cómo será el negocio en 3, 5 o más años?</w:t>
       </w:r>
     </w:p>
@@ -5558,10 +5551,7 @@
         <w:spacing w:line="360" w:lineRule="auto"/>
       </w:pPr>
       <w:r>
-        <w:t xml:space="preserve">Fundamental lograr </w:t>
-      </w:r>
-      <w:r>
-        <w:t>una visión organizacional bien definida funciona como una brújula que guía a la empresa hacia su crecimiento y sostenibilidad. Establece un horizonte temporal que inspira, da sentido a las acciones diarias y fortalece la cohesión interna. Así, se convierte en un motor estratégico para anticiparse a los cambios del entorno, adaptarse con resiliencia y competir con propósito en un mercado cada vez más dinámico y exigente.</w:t>
+        <w:t>Es fundamental contar con una visión organizacional bien definida, ya que funciona como una brújula que orienta a la empresa hacia el crecimiento y la sostenibilidad. Esta visión establece un horizonte temporal que inspira, da sentido a las acciones diarias y fortalece la cohesión interna. De este modo, se convierte en un motor estratégico que permite anticiparse a los cambios del entorno, adaptarse con resiliencia y competir con propósito en un mercado cada vez más dinámico y exigente.</w:t>
       </w:r>
     </w:p>
     <w:p>
@@ -5647,7 +5637,14 @@
         <w:rPr>
           <w:bCs/>
         </w:rPr>
-        <w:t>contar con una filosofía organizacional sólida es más que un elemento decorativo: es un activo estratégico</w:t>
+        <w:t xml:space="preserve">contar con una filosofía organizacional sólida es más que un </w:t>
+      </w:r>
+      <w:r>
+        <w:rPr>
+          <w:bCs/>
+        </w:rPr>
+        <w:lastRenderedPageBreak/>
+        <w:t>elemento decorativo: es un activo estratégico</w:t>
       </w:r>
       <w:r>
         <w:t xml:space="preserve">. </w:t>
@@ -5732,7 +5729,6 @@
         <w:rPr>
           <w:bCs/>
         </w:rPr>
-        <w:lastRenderedPageBreak/>
         <w:t>Aumenta la confianza</w:t>
       </w:r>
       <w:r>
@@ -5943,6 +5939,7 @@
         <w:spacing w:line="360" w:lineRule="auto"/>
       </w:pPr>
       <w:r>
+        <w:lastRenderedPageBreak/>
         <w:t xml:space="preserve">Los objetivos organizacionales representan los resultados deseados que una empresa se propone alcanzar dentro de un marco temporal específico. Estos están estrechamente vinculados con la </w:t>
       </w:r>
       <w:r>
@@ -6010,7 +6007,6 @@
         <w:rPr>
           <w:b/>
         </w:rPr>
-        <w:lastRenderedPageBreak/>
         <w:t>Definir objetivos claros permite:</w:t>
       </w:r>
     </w:p>
@@ -6219,7 +6215,11 @@
         <w:spacing w:line="360" w:lineRule="auto"/>
       </w:pPr>
       <w:r>
-        <w:t>Las estrategias organizacionales son planes de acción estructurados que permiten a los empresarios y líderes tomar decisiones orientadas al logro de objetivos a mediano y largo plazo. A través de ellas, se definen las directrices que marcarán el rumbo de la organización frente a su entorno competitivo, buscando posicionarse de manera sólida en el mercado y responder eficazmente a las necesidades de los clientes.</w:t>
+        <w:t xml:space="preserve">Las estrategias organizacionales son planes de acción estructurados que permiten a los empresarios y líderes tomar decisiones orientadas al logro de objetivos a mediano y largo plazo. A través de ellas, se definen las directrices que marcarán el rumbo de la organización frente a su entorno competitivo, </w:t>
+      </w:r>
+      <w:r>
+        <w:lastRenderedPageBreak/>
+        <w:t>buscando posicionarse de manera sólida en el mercado y responder eficazmente a las necesidades de los clientes.</w:t>
       </w:r>
     </w:p>
     <w:p>
@@ -6304,7 +6304,6 @@
         <w:rPr>
           <w:bCs/>
         </w:rPr>
-        <w:lastRenderedPageBreak/>
         <w:t>Incremento en la participación de mercado y el crecimiento empresarial</w:t>
       </w:r>
       <w:r>
@@ -6602,6 +6601,7 @@
         <w:spacing w:line="360" w:lineRule="auto"/>
       </w:pPr>
       <w:r>
+        <w:lastRenderedPageBreak/>
         <w:t>Definir indicadores de desempeño que permitan medir avances y resultados.</w:t>
       </w:r>
     </w:p>
@@ -6683,11 +6683,7 @@
         <w:spacing w:line="360" w:lineRule="auto"/>
       </w:pPr>
       <w:r>
-        <w:t xml:space="preserve">En el marco de la planeación estratégica, las organizaciones implementan distintas estrategias corporativas que les permiten enfrentar desafíos, aprovechar oportunidades del entorno y alcanzar sus metas de largo plazo. Estas estrategias se configuran como rutas de acción orientadas a </w:t>
-      </w:r>
-      <w:r>
-        <w:lastRenderedPageBreak/>
-        <w:t>posicionar a la empresa, optimizar su competitividad y garantizar su sostenibilidad. A continuación, se describen las principales categorías estratégicas:</w:t>
+        <w:t>En el marco de la planeación estratégica, las organizaciones implementan distintas estrategias corporativas que les permiten enfrentar desafíos, aprovechar oportunidades del entorno y alcanzar sus metas de largo plazo. Estas estrategias se configuran como rutas de acción orientadas a posicionar a la empresa, optimizar su competitividad y garantizar su sostenibilidad. A continuación, se describen las principales categorías estratégicas:</w:t>
       </w:r>
     </w:p>
     <w:p>
@@ -6837,6 +6833,7 @@
         <w:spacing w:line="360" w:lineRule="auto"/>
       </w:pPr>
       <w:r>
+        <w:lastRenderedPageBreak/>
         <w:t>Estas estrategias buscan incrementar el control sobre los actores clave de la cadena de valor (proveedores, distribuidores o competidores) para mejorar la eficiencia, reducir costos y aumentar el poder de negociación.</w:t>
       </w:r>
     </w:p>
@@ -6949,7 +6946,6 @@
         <w:spacing w:line="360" w:lineRule="auto"/>
       </w:pPr>
       <w:r>
-        <w:lastRenderedPageBreak/>
         <w:t>La diversificación permite a las empresas minimizar riesgos e incrementar su participación en nuevos sectores o mercados mediante la incorporación de productos o servicios diferentes a los actuales.</w:t>
       </w:r>
     </w:p>
@@ -7112,6 +7108,7 @@
         <w:rPr>
           <w:b/>
         </w:rPr>
+        <w:lastRenderedPageBreak/>
         <w:t>Encogimiento:</w:t>
       </w:r>
       <w:r>
@@ -7267,7 +7264,6 @@
         <w:jc w:val="both"/>
       </w:pPr>
       <w:r>
-        <w:lastRenderedPageBreak/>
         <w:t>Para fortalecer el tema anteriormente plasmado, se recomienda revisar el siguiente documento</w:t>
       </w:r>
     </w:p>
@@ -7388,6 +7384,7 @@
         <w:spacing w:line="360" w:lineRule="auto"/>
       </w:pPr>
       <w:r>
+        <w:lastRenderedPageBreak/>
         <w:t>Condiciones políticas, legales y regulatorias.</w:t>
       </w:r>
     </w:p>
@@ -7698,6 +7695,7 @@
         <w:spacing w:line="360" w:lineRule="auto"/>
       </w:pPr>
       <w:r>
+        <w:lastRenderedPageBreak/>
         <w:t>Este plan permite establecer una hoja de ruta detallada que articula los recursos comerciales con los objetivos estratégicos y financieros del negocio. Además, facilita el monitoreo del desempeño mediante indicadores cualitativos y cuantitativos.</w:t>
       </w:r>
     </w:p>
@@ -7871,7 +7869,6 @@
         <w:spacing w:line="360" w:lineRule="auto"/>
       </w:pPr>
       <w:r>
-        <w:lastRenderedPageBreak/>
         <w:t xml:space="preserve">Este proceso integral </w:t>
       </w:r>
       <w:r>
@@ -8085,7 +8082,11 @@
         <w:t>marketing</w:t>
       </w:r>
       <w:r>
-        <w:t xml:space="preserve"> se construye a partir de un proceso estructurado que permite comprender la realidad actual del negocio, definir metas estratégicas, formular acciones concretas, asignar recursos y hacer seguimiento a los resultados. Este proceso se compone de varias etapas interdependientes que facilitan la toma de decisiones acertadas y alineadas con la visión comercial de la organización.</w:t>
+        <w:t xml:space="preserve"> se construye a partir de un proceso estructurado que permite comprender la realidad actual del negocio, definir metas estratégicas, formular acciones concretas, asignar recursos </w:t>
+      </w:r>
+      <w:r>
+        <w:lastRenderedPageBreak/>
+        <w:t>y hacer seguimiento a los resultados. Este proceso se compone de varias etapas interdependientes que facilitan la toma de decisiones acertadas y alineadas con la visión comercial de la organización.</w:t>
       </w:r>
     </w:p>
     <w:p>
@@ -8304,11 +8305,7 @@
         <w:t>marketing</w:t>
       </w:r>
       <w:r>
-        <w:t xml:space="preserve">: producto, precio, </w:t>
-      </w:r>
-      <w:r>
-        <w:lastRenderedPageBreak/>
-        <w:t>promoción y distribución. Se comparan los objetivos planeados con los resultados alcanzados, y se evalúa la efectivi</w:t>
+        <w:t>: producto, precio, promoción y distribución. Se comparan los objetivos planeados con los resultados alcanzados, y se evalúa la efectivi</w:t>
       </w:r>
       <w:r>
         <w:t xml:space="preserve">dad de las acciones ejecutadas. </w:t>
@@ -8333,13 +8330,7 @@
         <w:spacing w:line="360" w:lineRule="auto"/>
       </w:pPr>
       <w:r>
-        <w:rPr>
-          <w:b/>
-        </w:rPr>
-        <w:t>Tamaño y crecimiento del segmento:</w:t>
-      </w:r>
-      <w:r>
-        <w:t xml:space="preserve"> incluye la recopilación y análisis de datos sobre ventas actuales, tasas de crecimiento, proyecciones de rentabilidad y comportamiento del consumidor.</w:t>
+        <w:t>Tamaño y crecimiento del segmento: incluye la recopilación y análisis de datos sobre ventas actuales, tasas de crecimiento, proyecciones de rentabilidad y comportamiento del consumidor.</w:t>
       </w:r>
     </w:p>
     <w:p>
@@ -8352,13 +8343,7 @@
         <w:spacing w:line="360" w:lineRule="auto"/>
       </w:pPr>
       <w:r>
-        <w:rPr>
-          <w:b/>
-        </w:rPr>
-        <w:t>Atractivo estructural del segmento:</w:t>
-      </w:r>
-      <w:r>
-        <w:t xml:space="preserve"> se evalúa el nivel de competencia, barreras de entrada, poder de negociación de los clientes y proveedores, entre otros factores.</w:t>
+        <w:t>Atractivo estructural del segmento: se evalúa el nivel de competencia, barreras de entrada, poder de negociación de los clientes y proveedores, entre otros factores.</w:t>
       </w:r>
     </w:p>
     <w:p>
@@ -8371,13 +8356,7 @@
         <w:spacing w:line="360" w:lineRule="auto"/>
       </w:pPr>
       <w:r>
-        <w:rPr>
-          <w:b/>
-        </w:rPr>
-        <w:t>Capacidades y recursos de la empresa:</w:t>
-      </w:r>
-      <w:r>
-        <w:t xml:space="preserve"> se analiza si la organización cuenta con los medios necesarios para sostener su participación y posicionamiento en el segmento elegido.</w:t>
+        <w:t>Capacidades y recursos de la empresa: se analiza si la organización cuenta con los medios necesarios para sostener su participación y posicionamiento en el segmento elegido.</w:t>
       </w:r>
     </w:p>
     <w:p>
@@ -8529,7 +8508,6 @@
         <w:rPr>
           <w:b/>
         </w:rPr>
-        <w:lastRenderedPageBreak/>
         <w:t>Ventas:</w:t>
       </w:r>
       <w:r>
@@ -8656,6 +8634,7 @@
         <w:spacing w:line="360" w:lineRule="auto"/>
       </w:pPr>
       <w:r>
+        <w:lastRenderedPageBreak/>
         <w:t xml:space="preserve">Para lograrlo, se pueden utilizar diferentes enfoques estratégicos según los recursos disponibles, las características del mercado y el tipo de producto o servicio. Entre las principales </w:t>
       </w:r>
       <w:r>
@@ -8829,11 +8808,7 @@
       </w:r>
       <w:r>
         <w:br/>
-        <w:t xml:space="preserve">Se centra en un único segmento específico, ideal cuando se cuentan con recursos </w:t>
-      </w:r>
-      <w:r>
-        <w:lastRenderedPageBreak/>
-        <w:t>limitados o se busca posicionarse como especialista en un solo mercado.</w:t>
+        <w:t>Se centra en un único segmento específico, ideal cuando se cuentan con recursos limitados o se busca posicionarse como especialista en un solo mercado.</w:t>
       </w:r>
       <w:r>
         <w:br/>
@@ -9026,6 +9001,7 @@
           <w:b/>
           <w:bCs/>
         </w:rPr>
+        <w:lastRenderedPageBreak/>
         <w:t>Estrategias de comunicación</w:t>
       </w:r>
       <w:r>
@@ -9513,7 +9489,6 @@
         <w:rPr>
           <w:b/>
         </w:rPr>
-        <w:lastRenderedPageBreak/>
         <w:t>Precio técnico:</w:t>
       </w:r>
       <w:r>
@@ -9721,6 +9696,7 @@
         <w:rPr>
           <w:b/>
         </w:rPr>
+        <w:lastRenderedPageBreak/>
         <w:t>C. Estrategia de comunicación</w:t>
       </w:r>
     </w:p>
@@ -9755,13 +9731,7 @@
         <w:spacing w:line="360" w:lineRule="auto"/>
       </w:pPr>
       <w:r>
-        <w:rPr>
-          <w:b/>
-        </w:rPr>
-        <w:t>Venta personal:</w:t>
-      </w:r>
-      <w:r>
-        <w:t xml:space="preserve"> contacto directo con el cliente para identificar necesidades, presentar soluciones, manejar objeciones, cerrar ventas y hacer seguimiento.</w:t>
+        <w:t>Venta personal: contacto directo con el cliente para identificar necesidades, presentar soluciones, manejar objeciones, cerrar ventas y hacer seguimiento.</w:t>
       </w:r>
     </w:p>
     <w:p>
@@ -9775,7 +9745,6 @@
       </w:pPr>
       <w:r>
         <w:rPr>
-          <w:b/>
           <w:i/>
           <w:highlight w:val="green"/>
         </w:rPr>
@@ -9783,19 +9752,12 @@
       </w:r>
       <w:r>
         <w:rPr>
-          <w:b/>
           <w:i/>
         </w:rPr>
         <w:t xml:space="preserve"> </w:t>
       </w:r>
       <w:r>
-        <w:rPr>
-          <w:b/>
-        </w:rPr>
-        <w:t>directo:</w:t>
-      </w:r>
-      <w:r>
-        <w:t xml:space="preserve"> uso de medios masivos o personalizados para llegar directamente al consumidor (ej</w:t>
+        <w:t>directo: uso de medios masivos o personalizados para llegar directamente al consumidor (ej</w:t>
       </w:r>
       <w:r>
         <w:t>emplo</w:t>
@@ -9815,30 +9777,13 @@
       </w:pPr>
       <w:r>
         <w:rPr>
-          <w:b/>
           <w:i/>
           <w:highlight w:val="green"/>
         </w:rPr>
         <w:t>Marketing</w:t>
       </w:r>
       <w:r>
-        <w:rPr>
-          <w:b/>
-        </w:rPr>
-        <w:t xml:space="preserve"> digital:</w:t>
-      </w:r>
-      <w:r>
-        <w:t xml:space="preserve"> uso de plataformas como redes sociales, motores de búsqueda, sitios web, </w:t>
-      </w:r>
-      <w:r>
-        <w:rPr>
-          <w:i/>
-          <w:highlight w:val="green"/>
-        </w:rPr>
-        <w:t>email</w:t>
-      </w:r>
-      <w:r>
-        <w:t xml:space="preserve"> </w:t>
+        <w:t xml:space="preserve"> digital: uso de plataformas como redes sociales, motores de búsqueda, sitios web, email </w:t>
       </w:r>
       <w:r>
         <w:rPr>
@@ -9861,21 +9806,7 @@
         <w:spacing w:line="360" w:lineRule="auto"/>
       </w:pPr>
       <w:r>
-        <w:rPr>
-          <w:b/>
-          <w:i/>
-          <w:highlight w:val="green"/>
-        </w:rPr>
-        <w:t>Merchandising</w:t>
-      </w:r>
-      <w:r>
-        <w:rPr>
-          <w:b/>
-        </w:rPr>
-        <w:t>:</w:t>
-      </w:r>
-      <w:r>
-        <w:t xml:space="preserve"> técnicas en punto de venta para estimular compras impulsivas, como exhibiciones, degustaciones, demostraciones y promociones visuales.</w:t>
+        <w:t>Merchandising: técnicas en punto de venta para estimular compras impulsivas, como exhibiciones, degustaciones, demostraciones y promociones visuales.</w:t>
       </w:r>
     </w:p>
     <w:p>
@@ -9888,19 +9819,18 @@
         <w:spacing w:line="360" w:lineRule="auto"/>
       </w:pPr>
       <w:r>
-        <w:rPr>
-          <w:b/>
-        </w:rPr>
-        <w:t>Visual:</w:t>
-      </w:r>
-      <w:r>
-        <w:t xml:space="preserve"> ambientación del espacio físico (ej</w:t>
+        <w:t>Visual: ambientación del espacio físico (ej</w:t>
       </w:r>
       <w:r>
         <w:t>emplo</w:t>
       </w:r>
       <w:r>
-        <w:t>. vitrinas, iluminación, muebles).</w:t>
+        <w:t>:</w:t>
+      </w:r>
+      <w:bookmarkStart w:id="5" w:name="_GoBack"/>
+      <w:bookmarkEnd w:id="5"/>
+      <w:r>
+        <w:t xml:space="preserve"> vitrinas, iluminación, muebles).</w:t>
       </w:r>
     </w:p>
     <w:p>
@@ -9913,19 +9843,7 @@
         <w:spacing w:line="360" w:lineRule="auto"/>
       </w:pPr>
       <w:r>
-        <w:rPr>
-          <w:b/>
-        </w:rPr>
-        <w:t>G</w:t>
-      </w:r>
-      <w:r>
-        <w:rPr>
-          <w:b/>
-        </w:rPr>
-        <w:t>estión:</w:t>
-      </w:r>
-      <w:r>
-        <w:t xml:space="preserve"> análisis de la rentabilidad del punto de venta.</w:t>
+        <w:t>De gestión: análisis de la rentabilidad del punto de venta.</w:t>
       </w:r>
     </w:p>
     <w:p>
@@ -9938,20 +9856,7 @@
         <w:spacing w:line="360" w:lineRule="auto"/>
       </w:pPr>
       <w:r>
-        <w:rPr>
-          <w:b/>
-        </w:rPr>
-        <w:lastRenderedPageBreak/>
-        <w:t>Relaciones públicas:</w:t>
-      </w:r>
-      <w:r>
-        <w:t xml:space="preserve"> acciones para construir una imagen positiva</w:t>
-      </w:r>
-      <w:r>
-        <w:t>,</w:t>
-      </w:r>
-      <w:r>
-        <w:t xml:space="preserve"> a través de eventos, alianzas, notas de prensa o acciones de responsabilidad social.</w:t>
+        <w:t>Relaciones públicas: acciones para construir una imagen positiva a través de eventos, alianzas, notas de prensa o acciones de responsabilidad social.</w:t>
       </w:r>
     </w:p>
     <w:p>
@@ -10208,11 +10113,7 @@
         <w:t xml:space="preserve"> </w:t>
       </w:r>
       <w:r>
-        <w:t xml:space="preserve">complementan este proceso, facilitando la conexión con el mercado objetivo a través de planes estructurados, estrategias de posicionamiento, desarrollo de marca y comunicación efectiva. Todos estos elementos conforman un sistema interrelacionado que </w:t>
-      </w:r>
-      <w:r>
-        <w:lastRenderedPageBreak/>
-        <w:t>potencia la toma de decisiones, el crecimiento y la competitividad empresarial en un entorno dinámico y en constante transformación.</w:t>
+        <w:t>complementan este proceso, facilitando la conexión con el mercado objetivo a través de planes estructurados, estrategias de posicionamiento, desarrollo de marca y comunicación efectiva. Todos estos elementos conforman un sistema interrelacionado que potencia la toma de decisiones, el crecimiento y la competitividad empresarial en un entorno dinámico y en constante transformación.</w:t>
       </w:r>
     </w:p>
     <w:p>
@@ -10341,7 +10242,7 @@
           <w:sz w:val="22"/>
           <w:szCs w:val="22"/>
         </w:rPr>
-        <w:commentReference w:id="5"/>
+        <w:commentReference w:id="6"/>
       </w:r>
     </w:p>
     <w:p>
@@ -10353,6 +10254,7 @@
           <w:noProof/>
           <w:lang w:eastAsia="es-CO"/>
         </w:rPr>
+        <w:lastRenderedPageBreak/>
         <w:drawing>
           <wp:inline distT="0" distB="0" distL="0" distR="0" wp14:anchorId="03C52D31" wp14:editId="6E44D4BF">
             <wp:extent cx="6332220" cy="2776220"/>
@@ -10460,7 +10362,6 @@
           <w:color w:val="7F7F7F"/>
           <w:lang w:eastAsia="es-CO"/>
         </w:rPr>
-        <w:lastRenderedPageBreak/>
         <w:drawing>
           <wp:inline distT="0" distB="0" distL="0" distR="0" wp14:anchorId="051A60BC" wp14:editId="20D2798E">
             <wp:extent cx="3899100" cy="4559534"/>
@@ -10799,15 +10700,7 @@
                 <w:sz w:val="22"/>
                 <w:szCs w:val="22"/>
               </w:rPr>
-              <w:t xml:space="preserve">Montalvo Ballesta, M., &amp; Llorente Doria, A. P. (2020). Creación de una empresa dedicada a la asesoría financiera en el municipio de Santa Cruz de Lorica, Córdoba (Trabajo de grado, Universidad de Córdoba, sede Lorica). Repositorio </w:t>
-            </w:r>
-            <w:r>
-              <w:rPr>
-                <w:sz w:val="22"/>
-                <w:szCs w:val="22"/>
-              </w:rPr>
-              <w:lastRenderedPageBreak/>
-              <w:t>Institucional Universidad de Córdoba.</w:t>
+              <w:t>Montalvo Ballesta, M., &amp; Llorente Doria, A. P. (2020). Creación de una empresa dedicada a la asesoría financiera en el municipio de Santa Cruz de Lorica, Córdoba (Trabajo de grado, Universidad de Córdoba, sede Lorica). Repositorio Institucional Universidad de Córdoba.</w:t>
             </w:r>
           </w:p>
         </w:tc>
@@ -10833,7 +10726,6 @@
                 <w:sz w:val="22"/>
                 <w:szCs w:val="22"/>
               </w:rPr>
-              <w:lastRenderedPageBreak/>
               <w:t>Documento</w:t>
             </w:r>
           </w:p>
@@ -11008,7 +10900,7 @@
               </w:rPr>
               <w:t xml:space="preserve">La infografía se encuentra en la siguiente </w:t>
             </w:r>
-            <w:commentRangeStart w:id="6"/>
+            <w:commentRangeStart w:id="7"/>
             <w:r>
               <w:rPr>
                 <w:sz w:val="22"/>
@@ -11016,13 +10908,13 @@
               </w:rPr>
               <w:t>carpeta</w:t>
             </w:r>
-            <w:commentRangeEnd w:id="6"/>
+            <w:commentRangeEnd w:id="7"/>
             <w:r>
               <w:rPr>
                 <w:rStyle w:val="Refdecomentario"/>
                 <w:b w:val="0"/>
               </w:rPr>
-              <w:commentReference w:id="6"/>
+              <w:commentReference w:id="7"/>
             </w:r>
             <w:r>
               <w:rPr>
@@ -11130,7 +11022,7 @@
               </w:rPr>
               <w:t xml:space="preserve">La </w:t>
             </w:r>
-            <w:commentRangeStart w:id="7"/>
+            <w:commentRangeStart w:id="8"/>
             <w:r>
               <w:rPr>
                 <w:sz w:val="22"/>
@@ -11138,13 +11030,13 @@
               </w:rPr>
               <w:t>infografía</w:t>
             </w:r>
-            <w:commentRangeEnd w:id="7"/>
+            <w:commentRangeEnd w:id="8"/>
             <w:r>
               <w:rPr>
                 <w:rStyle w:val="Refdecomentario"/>
                 <w:b w:val="0"/>
               </w:rPr>
-              <w:commentReference w:id="7"/>
+              <w:commentReference w:id="8"/>
             </w:r>
             <w:r>
               <w:rPr>
@@ -11222,7 +11114,11 @@
               <w:pStyle w:val="Normal0"/>
             </w:pPr>
             <w:r>
-              <w:t>Ecosistema de Recursos Educativos Digitales SENA.</w:t>
+              <w:t xml:space="preserve">Ecosistema de Recursos </w:t>
+            </w:r>
+            <w:r>
+              <w:lastRenderedPageBreak/>
+              <w:t>Educativos Digitales SENA.</w:t>
             </w:r>
           </w:p>
         </w:tc>
@@ -11241,6 +11137,7 @@
               <w:pStyle w:val="Normal0"/>
             </w:pPr>
             <w:r>
+              <w:lastRenderedPageBreak/>
               <w:t xml:space="preserve">Infografía </w:t>
             </w:r>
           </w:p>
@@ -11270,7 +11167,7 @@
               </w:rPr>
               <w:t xml:space="preserve">La </w:t>
             </w:r>
-            <w:commentRangeStart w:id="8"/>
+            <w:commentRangeStart w:id="9"/>
             <w:r>
               <w:rPr>
                 <w:sz w:val="22"/>
@@ -11278,13 +11175,13 @@
               </w:rPr>
               <w:t>infografía</w:t>
             </w:r>
-            <w:commentRangeEnd w:id="8"/>
+            <w:commentRangeEnd w:id="9"/>
             <w:r>
               <w:rPr>
                 <w:rStyle w:val="Refdecomentario"/>
                 <w:b w:val="0"/>
               </w:rPr>
-              <w:commentReference w:id="8"/>
+              <w:commentReference w:id="9"/>
             </w:r>
             <w:r>
               <w:rPr>
@@ -11795,7 +11692,6 @@
                 <w:sz w:val="22"/>
                 <w:szCs w:val="22"/>
               </w:rPr>
-              <w:lastRenderedPageBreak/>
               <w:t>Filosofía o</w:t>
             </w:r>
             <w:r>
@@ -12473,9 +12369,10 @@
           <w:b/>
           <w:color w:val="000000"/>
         </w:rPr>
+        <w:lastRenderedPageBreak/>
         <w:t xml:space="preserve">REFERENCIAS </w:t>
       </w:r>
-      <w:commentRangeStart w:id="9"/>
+      <w:commentRangeStart w:id="10"/>
       <w:r>
         <w:rPr>
           <w:b/>
@@ -12483,12 +12380,12 @@
         </w:rPr>
         <w:t>BIBLIOGRÁFICAS</w:t>
       </w:r>
-      <w:commentRangeEnd w:id="9"/>
+      <w:commentRangeEnd w:id="10"/>
       <w:r>
         <w:rPr>
           <w:rStyle w:val="Refdecomentario"/>
         </w:rPr>
-        <w:commentReference w:id="9"/>
+        <w:commentReference w:id="10"/>
       </w:r>
       <w:r>
         <w:rPr>
@@ -12764,6 +12661,7 @@
           <w:p>
             <w:pPr>
               <w:spacing w:line="240" w:lineRule="auto"/>
+              <w:jc w:val="both"/>
               <w:textAlignment w:val="baseline"/>
               <w:rPr>
                 <w:rFonts w:eastAsia="Times New Roman"/>
@@ -12772,6 +12670,15 @@
                 <w:lang w:eastAsia="es-CO"/>
               </w:rPr>
             </w:pPr>
+            <w:r>
+              <w:rPr>
+                <w:rFonts w:eastAsia="Times New Roman"/>
+                <w:b/>
+                <w:bCs/>
+                <w:lang w:eastAsia="es-CO"/>
+              </w:rPr>
+              <w:t> </w:t>
+            </w:r>
           </w:p>
         </w:tc>
         <w:tc>
@@ -12784,6 +12691,7 @@
               <w:right w:val="single" w:sz="6" w:space="0" w:color="000000"/>
             </w:tcBorders>
             <w:shd w:val="clear" w:color="auto" w:fill="EDF2F8"/>
+            <w:vAlign w:val="center"/>
             <w:hideMark/>
           </w:tcPr>
           <w:p>
@@ -12804,7 +12712,7 @@
                 <w:bCs/>
                 <w:lang w:eastAsia="es-CO"/>
               </w:rPr>
-              <w:t>Nombre</w:t>
+              <w:t>Nombre </w:t>
             </w:r>
           </w:p>
         </w:tc>
@@ -12818,6 +12726,7 @@
               <w:right w:val="single" w:sz="6" w:space="0" w:color="000000"/>
             </w:tcBorders>
             <w:shd w:val="clear" w:color="auto" w:fill="EDF2F8"/>
+            <w:vAlign w:val="center"/>
             <w:hideMark/>
           </w:tcPr>
           <w:p>
@@ -12838,7 +12747,7 @@
                 <w:bCs/>
                 <w:lang w:eastAsia="es-CO"/>
               </w:rPr>
-              <w:t>Cargo</w:t>
+              <w:t>Cargo </w:t>
             </w:r>
           </w:p>
         </w:tc>
@@ -12852,6 +12761,7 @@
               <w:right w:val="single" w:sz="6" w:space="0" w:color="000000"/>
             </w:tcBorders>
             <w:shd w:val="clear" w:color="auto" w:fill="EDF2F8"/>
+            <w:vAlign w:val="center"/>
             <w:hideMark/>
           </w:tcPr>
           <w:p>
@@ -12872,7 +12782,41 @@
                 <w:bCs/>
                 <w:lang w:eastAsia="es-CO"/>
               </w:rPr>
-              <w:t>Dependencia</w:t>
+              <w:t>Dependencia </w:t>
+            </w:r>
+          </w:p>
+          <w:p>
+            <w:pPr>
+              <w:spacing w:line="240" w:lineRule="auto"/>
+              <w:textAlignment w:val="baseline"/>
+              <w:rPr>
+                <w:rFonts w:eastAsia="Times New Roman"/>
+                <w:b/>
+                <w:bCs/>
+                <w:lang w:eastAsia="es-CO"/>
+              </w:rPr>
+            </w:pPr>
+            <w:r>
+              <w:rPr>
+                <w:rFonts w:eastAsia="Times New Roman"/>
+                <w:b/>
+                <w:bCs/>
+                <w:i/>
+                <w:iCs/>
+                <w:color w:val="595959"/>
+                <w:lang w:eastAsia="es-CO"/>
+              </w:rPr>
+              <w:t>(Para el SENA indicar Regional y Centro de Formación)</w:t>
+            </w:r>
+            <w:r>
+              <w:rPr>
+                <w:rFonts w:eastAsia="Times New Roman"/>
+                <w:b/>
+                <w:bCs/>
+                <w:color w:val="595959"/>
+                <w:lang w:eastAsia="es-CO"/>
+              </w:rPr>
+              <w:t> </w:t>
             </w:r>
           </w:p>
         </w:tc>
@@ -12886,6 +12830,7 @@
               <w:right w:val="single" w:sz="6" w:space="0" w:color="000000"/>
             </w:tcBorders>
             <w:shd w:val="clear" w:color="auto" w:fill="EDF2F8"/>
+            <w:vAlign w:val="center"/>
             <w:hideMark/>
           </w:tcPr>
           <w:p>
@@ -12906,7 +12851,7 @@
                 <w:bCs/>
                 <w:lang w:eastAsia="es-CO"/>
               </w:rPr>
-              <w:t>Fecha</w:t>
+              <w:t>Fecha </w:t>
             </w:r>
           </w:p>
         </w:tc>
@@ -12930,6 +12875,7 @@
           <w:p>
             <w:pPr>
               <w:spacing w:line="240" w:lineRule="auto"/>
+              <w:jc w:val="both"/>
               <w:textAlignment w:val="baseline"/>
               <w:rPr>
                 <w:rFonts w:eastAsia="Times New Roman"/>
@@ -12945,7 +12891,7 @@
                 <w:bCs/>
                 <w:lang w:eastAsia="es-CO"/>
               </w:rPr>
-              <w:t>Autor (es)</w:t>
+              <w:t>Autor (es) </w:t>
             </w:r>
           </w:p>
         </w:tc>
@@ -12964,6 +12910,7 @@
           <w:p>
             <w:pPr>
               <w:spacing w:line="240" w:lineRule="auto"/>
+              <w:jc w:val="both"/>
               <w:textAlignment w:val="baseline"/>
               <w:rPr>
                 <w:rFonts w:eastAsia="Times New Roman"/>
@@ -12998,6 +12945,7 @@
           <w:p>
             <w:pPr>
               <w:spacing w:line="240" w:lineRule="auto"/>
+              <w:jc w:val="both"/>
               <w:textAlignment w:val="baseline"/>
               <w:rPr>
                 <w:rFonts w:eastAsia="Times New Roman"/>
@@ -13032,6 +12980,7 @@
           <w:p>
             <w:pPr>
               <w:spacing w:line="240" w:lineRule="auto"/>
+              <w:jc w:val="both"/>
               <w:textAlignment w:val="baseline"/>
               <w:rPr>
                 <w:rFonts w:eastAsia="Times New Roman"/>
@@ -13049,19 +12998,11 @@
               </w:rPr>
               <w:t>Centro de Gestión Industrial</w:t>
             </w:r>
-            <w:r>
-              <w:rPr>
-                <w:rFonts w:eastAsia="Times New Roman"/>
-                <w:b/>
-                <w:bCs/>
-                <w:lang w:eastAsia="es-CO"/>
-              </w:rPr>
-              <w:t xml:space="preserve"> -</w:t>
-            </w:r>
           </w:p>
           <w:p>
             <w:pPr>
               <w:spacing w:line="240" w:lineRule="auto"/>
+              <w:jc w:val="both"/>
               <w:textAlignment w:val="baseline"/>
               <w:rPr>
                 <w:rFonts w:eastAsia="Times New Roman"/>
@@ -13096,6 +13037,7 @@
           <w:p>
             <w:pPr>
               <w:spacing w:line="240" w:lineRule="auto"/>
+              <w:jc w:val="both"/>
               <w:textAlignment w:val="baseline"/>
               <w:rPr>
                 <w:rFonts w:eastAsia="Times New Roman"/>
@@ -13215,6 +13157,7 @@
           <w:p>
             <w:pPr>
               <w:spacing w:line="240" w:lineRule="auto"/>
+              <w:jc w:val="both"/>
               <w:textAlignment w:val="baseline"/>
               <w:rPr>
                 <w:rFonts w:eastAsia="Times New Roman"/>
@@ -13249,6 +13192,7 @@
           <w:p>
             <w:pPr>
               <w:spacing w:line="240" w:lineRule="auto"/>
+              <w:jc w:val="both"/>
               <w:textAlignment w:val="baseline"/>
               <w:rPr>
                 <w:rFonts w:eastAsia="Times New Roman"/>
@@ -13283,6 +13227,7 @@
           <w:p>
             <w:pPr>
               <w:spacing w:line="240" w:lineRule="auto"/>
+              <w:jc w:val="both"/>
               <w:textAlignment w:val="baseline"/>
               <w:rPr>
                 <w:rFonts w:eastAsia="Times New Roman"/>
@@ -13317,6 +13262,7 @@
           <w:p>
             <w:pPr>
               <w:spacing w:line="240" w:lineRule="auto"/>
+              <w:jc w:val="both"/>
               <w:textAlignment w:val="baseline"/>
               <w:rPr>
                 <w:rFonts w:eastAsia="Times New Roman"/>
@@ -13351,6 +13297,7 @@
           <w:p>
             <w:pPr>
               <w:spacing w:line="240" w:lineRule="auto"/>
+              <w:jc w:val="both"/>
               <w:textAlignment w:val="baseline"/>
               <w:rPr>
                 <w:rFonts w:eastAsia="Times New Roman"/>
@@ -13385,6 +13332,7 @@
           <w:p>
             <w:pPr>
               <w:spacing w:line="240" w:lineRule="auto"/>
+              <w:jc w:val="both"/>
               <w:textAlignment w:val="baseline"/>
               <w:rPr>
                 <w:rFonts w:eastAsia="Times New Roman"/>
@@ -13424,6 +13372,7 @@
           <w:p>
             <w:pPr>
               <w:spacing w:line="240" w:lineRule="auto"/>
+              <w:jc w:val="both"/>
               <w:textAlignment w:val="baseline"/>
               <w:rPr>
                 <w:rFonts w:eastAsia="Times New Roman"/>
@@ -13453,6 +13402,7 @@
               <w:right w:val="single" w:sz="6" w:space="0" w:color="000000"/>
             </w:tcBorders>
             <w:shd w:val="clear" w:color="auto" w:fill="DAEEF3"/>
+            <w:vAlign w:val="center"/>
             <w:hideMark/>
           </w:tcPr>
           <w:p>
@@ -13487,11 +13437,13 @@
               <w:right w:val="single" w:sz="6" w:space="0" w:color="000000"/>
             </w:tcBorders>
             <w:shd w:val="clear" w:color="auto" w:fill="DAEEF3"/>
+            <w:vAlign w:val="center"/>
             <w:hideMark/>
           </w:tcPr>
           <w:p>
             <w:pPr>
               <w:spacing w:line="240" w:lineRule="auto"/>
+              <w:jc w:val="both"/>
               <w:textAlignment w:val="baseline"/>
               <w:rPr>
                 <w:rFonts w:eastAsia="Times New Roman"/>
@@ -13521,6 +13473,7 @@
               <w:right w:val="single" w:sz="6" w:space="0" w:color="000000"/>
             </w:tcBorders>
             <w:shd w:val="clear" w:color="auto" w:fill="DAEEF3"/>
+            <w:vAlign w:val="center"/>
             <w:hideMark/>
           </w:tcPr>
           <w:p>
@@ -13558,6 +13511,7 @@
           <w:p>
             <w:pPr>
               <w:spacing w:line="240" w:lineRule="auto"/>
+              <w:jc w:val="both"/>
               <w:textAlignment w:val="baseline"/>
               <w:rPr>
                 <w:rFonts w:eastAsia="Times New Roman"/>
@@ -13587,11 +13541,13 @@
               <w:right w:val="single" w:sz="6" w:space="0" w:color="000000"/>
             </w:tcBorders>
             <w:shd w:val="clear" w:color="auto" w:fill="DAEEF3"/>
+            <w:vAlign w:val="center"/>
             <w:hideMark/>
           </w:tcPr>
           <w:p>
             <w:pPr>
               <w:spacing w:line="240" w:lineRule="auto"/>
+              <w:jc w:val="both"/>
               <w:textAlignment w:val="baseline"/>
               <w:rPr>
                 <w:rFonts w:eastAsia="Times New Roman"/>
@@ -13630,11 +13586,13 @@
               <w:right w:val="single" w:sz="6" w:space="0" w:color="000000"/>
             </w:tcBorders>
             <w:shd w:val="clear" w:color="auto" w:fill="DAEEF3"/>
+            <w:vAlign w:val="center"/>
             <w:hideMark/>
           </w:tcPr>
           <w:p>
             <w:pPr>
               <w:spacing w:line="240" w:lineRule="auto"/>
+              <w:jc w:val="both"/>
               <w:textAlignment w:val="baseline"/>
               <w:rPr>
                 <w:rFonts w:eastAsia="Times New Roman"/>
@@ -13660,8 +13618,6 @@
       <w:pPr>
         <w:pStyle w:val="Normal0"/>
       </w:pPr>
-      <w:bookmarkStart w:id="10" w:name="_GoBack"/>
-      <w:bookmarkEnd w:id="10"/>
     </w:p>
     <w:p>
       <w:pPr>
@@ -14069,7 +14025,7 @@
       </w:r>
     </w:p>
   </w:comment>
-  <w:comment w:id="5" w:author="LauraPGM" w:date="2025-04-17T12:12:00Z" w:initials="L">
+  <w:comment w:id="6" w:author="LauraPGM" w:date="2025-04-17T12:12:00Z" w:initials="L">
     <w:p>
       <w:pPr>
         <w:pStyle w:val="Textocomentario"/>
@@ -14115,85 +14071,46 @@
       </w:r>
     </w:p>
   </w:comment>
-  <w:comment w:id="6" w:author="LauraPGM" w:date="2025-06-09T14:39:00Z" w:initials="L">
-    <w:p>
+  <w:comment w:id="7" w:author="LauraPGM" w:date="2025-06-09T14:39:00Z" w:initials="L">
+    <w:p>
+      <w:pPr>
+        <w:pStyle w:val="Textocomentario"/>
+      </w:pPr>
       <w:r>
         <w:rPr>
           <w:rStyle w:val="Refdecomentario"/>
         </w:rPr>
         <w:annotationRef/>
       </w:r>
-      <w:r>
-        <w:t xml:space="preserve">Enlace de la infografía: Plan de negocios: </w:t>
-      </w:r>
-      <w:hyperlink r:id="rId2" w:history="1">
-        <w:r>
-          <w:rPr>
-            <w:rStyle w:val="Hipervnculo"/>
-          </w:rPr>
-          <w:t>Anexos documentos</w:t>
-        </w:r>
-      </w:hyperlink>
-    </w:p>
-    <w:p>
-      <w:pPr>
-        <w:pStyle w:val="Textocomentario"/>
-      </w:pPr>
-    </w:p>
-  </w:comment>
-  <w:comment w:id="7" w:author="LauraPGM" w:date="2025-06-09T14:48:00Z" w:initials="L">
-    <w:p>
-      <w:r>
-        <w:rPr>
-          <w:rStyle w:val="Refdecomentario"/>
-        </w:rPr>
-        <w:annotationRef/>
-      </w:r>
-      <w:r>
-        <w:t xml:space="preserve">Enlace de la infografía : Estrategias organizacionales: </w:t>
-      </w:r>
-      <w:hyperlink r:id="rId3" w:history="1">
-        <w:r>
-          <w:rPr>
-            <w:rStyle w:val="Hipervnculo"/>
-          </w:rPr>
-          <w:t>Anexos documentos</w:t>
-        </w:r>
-      </w:hyperlink>
-    </w:p>
-    <w:p>
-      <w:pPr>
-        <w:pStyle w:val="Textocomentario"/>
-      </w:pPr>
     </w:p>
   </w:comment>
   <w:comment w:id="8" w:author="LauraPGM" w:date="2025-06-09T14:48:00Z" w:initials="L">
     <w:p>
+      <w:pPr>
+        <w:pStyle w:val="Textocomentario"/>
+      </w:pPr>
       <w:r>
         <w:rPr>
           <w:rStyle w:val="Refdecomentario"/>
         </w:rPr>
         <w:annotationRef/>
       </w:r>
-      <w:r>
-        <w:t xml:space="preserve">Enlace de la infografía: Plan Marketing: </w:t>
-      </w:r>
-      <w:hyperlink r:id="rId4" w:history="1">
-        <w:r>
-          <w:rPr>
-            <w:rStyle w:val="Hipervnculo"/>
-          </w:rPr>
-          <w:t>Anexos documentos</w:t>
-        </w:r>
-      </w:hyperlink>
-    </w:p>
+    </w:p>
+  </w:comment>
+  <w:comment w:id="9" w:author="LauraPGM" w:date="2025-06-09T14:48:00Z" w:initials="L">
     <w:p>
       <w:pPr>
         <w:pStyle w:val="Textocomentario"/>
       </w:pPr>
+      <w:r>
+        <w:rPr>
+          <w:rStyle w:val="Refdecomentario"/>
+        </w:rPr>
+        <w:annotationRef/>
+      </w:r>
     </w:p>
   </w:comment>
-  <w:comment w:id="9" w:author="LauraPGM" w:date="2025-05-08T08:57:00Z" w:initials="L">
+  <w:comment w:id="10" w:author="LauraPGM" w:date="2025-05-08T08:57:00Z" w:initials="L">
     <w:p>
       <w:pPr>
         <w:pStyle w:val="Textocomentario"/>
@@ -14222,7 +14139,7 @@
   <w15:commentEx w15:paraId="29F07DD4" w15:done="0"/>
   <w15:commentEx w15:paraId="7161ED47" w15:done="0"/>
   <w15:commentEx w15:paraId="7F19AA9A" w15:done="0"/>
-  <w15:commentEx w15:paraId="03B60411" w15:done="0"/>
+  <w15:commentEx w15:paraId="63250046" w15:done="0"/>
   <w15:commentEx w15:paraId="46CA3CD7" w15:done="0"/>
 </w15:commentsEx>
 </file>
@@ -24869,41 +24786,52 @@
 </file>
 
 <file path=customXml/item1.xml><?xml version="1.0" encoding="utf-8"?>
+<?mso-contentType ?>
+<FormTemplates xmlns="http://schemas.microsoft.com/sharepoint/v3/contenttype/forms">
+  <Display>DocumentLibraryForm</Display>
+  <Edit>DocumentLibraryForm</Edit>
+  <New>DocumentLibraryForm</New>
+</FormTemplates>
+</file>
+
+<file path=customXml/item2.xml><?xml version="1.0" encoding="utf-8"?>
+<go:gDocsCustomXmlDataStorage xmlns:go="http://customooxmlschemas.google.com/" xmlns:r="http://schemas.openxmlformats.org/officeDocument/2006/relationships">
+  <go:docsCustomData xmlns:go="http://customooxmlschemas.google.com/" roundtripDataSignature="AMtx7mh3w1sXrKwdjzYCxjbwPkf7wsIk5w==">AMUW2mWhRc/xLonLdtoI8dz4BVu2GREgE7++Eme5Ko+W5/2G+QfXPKxV7NwLPPaJ77IM2LrlHDguxVZnDKcg4iQIvJIe+zJ9DBWjUaWFI+z0k4HbdiCFsJo=</go:docsCustomData>
+</go:gDocsCustomXmlDataStorage>
+</file>
+
+<file path=customXml/item3.xml><?xml version="1.0" encoding="utf-8"?>
 <p:properties xmlns:p="http://schemas.microsoft.com/office/2006/metadata/properties" xmlns:xsi="http://www.w3.org/2001/XMLSchema-instance" xmlns:pc="http://schemas.microsoft.com/office/infopath/2007/PartnerControls">
   <documentManagement>
-    <TaxCatchAll xmlns="cb45339b-ced9-4d0d-8f64-77573914d53b" xsi:nil="true"/>
-    <lcf76f155ced4ddcb4097134ff3c332f xmlns="43a3ca16-9c26-4813-b83f-4aec9927b43f">
+    <TaxCatchAll xmlns="285d351f-f218-493a-825f-85a9dfbde315" xsi:nil="true"/>
+    <lcf76f155ced4ddcb4097134ff3c332f xmlns="55abea07-cd72-4a95-add0-1082a24cf9e9">
       <Terms xmlns="http://schemas.microsoft.com/office/infopath/2007/PartnerControls"/>
     </lcf76f155ced4ddcb4097134ff3c332f>
   </documentManagement>
 </p:properties>
 </file>
 
-<file path=customXml/item2.xml><?xml version="1.0" encoding="utf-8"?>
-<ct:contentTypeSchema xmlns:ct="http://schemas.microsoft.com/office/2006/metadata/contentType" xmlns:ma="http://schemas.microsoft.com/office/2006/metadata/properties/metaAttributes" ct:_="" ma:_="" ma:contentTypeName="Documento" ma:contentTypeID="0x01010049282E1EDBE9234EA9E6D38F720E265F" ma:contentTypeVersion="15" ma:contentTypeDescription="Crear nuevo documento." ma:contentTypeScope="" ma:versionID="b31c7aa9eaf043a08b87120b3c4916e3">
-  <xsd:schema xmlns:xsd="http://www.w3.org/2001/XMLSchema" xmlns:xs="http://www.w3.org/2001/XMLSchema" xmlns:p="http://schemas.microsoft.com/office/2006/metadata/properties" xmlns:ns2="cb45339b-ced9-4d0d-8f64-77573914d53b" xmlns:ns3="43a3ca16-9c26-4813-b83f-4aec9927b43f" targetNamespace="http://schemas.microsoft.com/office/2006/metadata/properties" ma:root="true" ma:fieldsID="3533d065b04d75c457075bc55f1f5315" ns2:_="" ns3:_="">
-    <xsd:import namespace="cb45339b-ced9-4d0d-8f64-77573914d53b"/>
-    <xsd:import namespace="43a3ca16-9c26-4813-b83f-4aec9927b43f"/>
+<file path=customXml/item4.xml><?xml version="1.0" encoding="utf-8"?>
+<ct:contentTypeSchema xmlns:ct="http://schemas.microsoft.com/office/2006/metadata/contentType" xmlns:ma="http://schemas.microsoft.com/office/2006/metadata/properties/metaAttributes" ct:_="" ma:_="" ma:contentTypeName="Documento" ma:contentTypeID="0x0101005D7421CBAB376F47AC1876466873BE0C" ma:contentTypeVersion="11" ma:contentTypeDescription="Crear nuevo documento." ma:contentTypeScope="" ma:versionID="3a1bba6d8728ce939bf9f95dae234b40">
+  <xsd:schema xmlns:xsd="http://www.w3.org/2001/XMLSchema" xmlns:xs="http://www.w3.org/2001/XMLSchema" xmlns:p="http://schemas.microsoft.com/office/2006/metadata/properties" xmlns:ns2="55abea07-cd72-4a95-add0-1082a24cf9e9" xmlns:ns3="285d351f-f218-493a-825f-85a9dfbde315" targetNamespace="http://schemas.microsoft.com/office/2006/metadata/properties" ma:root="true" ma:fieldsID="a4f96e62c8f781ccc064189483c2e669" ns2:_="" ns3:_="">
+    <xsd:import namespace="55abea07-cd72-4a95-add0-1082a24cf9e9"/>
+    <xsd:import namespace="285d351f-f218-493a-825f-85a9dfbde315"/>
     <xsd:element name="properties">
       <xsd:complexType>
         <xsd:sequence>
           <xsd:element name="documentManagement">
             <xsd:complexType>
               <xsd:all>
-                <xsd:element ref="ns2:SharedWithUsers" minOccurs="0"/>
-                <xsd:element ref="ns2:SharedWithDetails" minOccurs="0"/>
-                <xsd:element ref="ns3:MediaServiceMetadata" minOccurs="0"/>
-                <xsd:element ref="ns3:MediaServiceFastMetadata" minOccurs="0"/>
-                <xsd:element ref="ns3:MediaServiceDateTaken" minOccurs="0"/>
-                <xsd:element ref="ns3:MediaServiceObjectDetectorVersions" minOccurs="0"/>
-                <xsd:element ref="ns3:MediaLengthInSeconds" minOccurs="0"/>
-                <xsd:element ref="ns3:MediaServiceLocation" minOccurs="0"/>
-                <xsd:element ref="ns3:MediaServiceGenerationTime" minOccurs="0"/>
-                <xsd:element ref="ns3:MediaServiceEventHashCode" minOccurs="0"/>
-                <xsd:element ref="ns3:lcf76f155ced4ddcb4097134ff3c332f" minOccurs="0"/>
-                <xsd:element ref="ns2:TaxCatchAll" minOccurs="0"/>
-                <xsd:element ref="ns3:MediaServiceOCR" minOccurs="0"/>
-                <xsd:element ref="ns3:MediaServiceSearchProperties" minOccurs="0"/>
+                <xsd:element ref="ns2:MediaServiceMetadata" minOccurs="0"/>
+                <xsd:element ref="ns2:MediaServiceFastMetadata" minOccurs="0"/>
+                <xsd:element ref="ns2:MediaServiceSearchProperties" minOccurs="0"/>
+                <xsd:element ref="ns2:MediaServiceDateTaken" minOccurs="0"/>
+                <xsd:element ref="ns2:lcf76f155ced4ddcb4097134ff3c332f" minOccurs="0"/>
+                <xsd:element ref="ns3:TaxCatchAll" minOccurs="0"/>
+                <xsd:element ref="ns2:MediaServiceOCR" minOccurs="0"/>
+                <xsd:element ref="ns2:MediaServiceGenerationTime" minOccurs="0"/>
+                <xsd:element ref="ns2:MediaServiceEventHashCode" minOccurs="0"/>
+                <xsd:element ref="ns2:MediaLengthInSeconds" minOccurs="0"/>
               </xsd:all>
             </xsd:complexType>
           </xsd:element>
@@ -24911,78 +24839,41 @@
       </xsd:complexType>
     </xsd:element>
   </xsd:schema>
-  <xsd:schema xmlns:xsd="http://www.w3.org/2001/XMLSchema" xmlns:xs="http://www.w3.org/2001/XMLSchema" xmlns:dms="http://schemas.microsoft.com/office/2006/documentManagement/types" xmlns:pc="http://schemas.microsoft.com/office/infopath/2007/PartnerControls" targetNamespace="cb45339b-ced9-4d0d-8f64-77573914d53b" elementFormDefault="qualified">
+  <xsd:schema xmlns:xsd="http://www.w3.org/2001/XMLSchema" xmlns:xs="http://www.w3.org/2001/XMLSchema" xmlns:dms="http://schemas.microsoft.com/office/2006/documentManagement/types" xmlns:pc="http://schemas.microsoft.com/office/infopath/2007/PartnerControls" targetNamespace="55abea07-cd72-4a95-add0-1082a24cf9e9" elementFormDefault="qualified">
     <xsd:import namespace="http://schemas.microsoft.com/office/2006/documentManagement/types"/>
     <xsd:import namespace="http://schemas.microsoft.com/office/infopath/2007/PartnerControls"/>
-    <xsd:element name="SharedWithUsers" ma:index="8" nillable="true" ma:displayName="Compartido con" ma:internalName="SharedWithUsers" ma:readOnly="true">
+    <xsd:element name="MediaServiceMetadata" ma:index="8" nillable="true" ma:displayName="MediaServiceMetadata" ma:hidden="true" ma:internalName="MediaServiceMetadata" ma:readOnly="true">
+      <xsd:simpleType>
+        <xsd:restriction base="dms:Note"/>
+      </xsd:simpleType>
+    </xsd:element>
+    <xsd:element name="MediaServiceFastMetadata" ma:index="9" nillable="true" ma:displayName="MediaServiceFastMetadata" ma:hidden="true" ma:internalName="MediaServiceFastMetadata" ma:readOnly="true">
+      <xsd:simpleType>
+        <xsd:restriction base="dms:Note"/>
+      </xsd:simpleType>
+    </xsd:element>
+    <xsd:element name="MediaServiceSearchProperties" ma:index="10" nillable="true" ma:displayName="MediaServiceSearchProperties" ma:hidden="true" ma:internalName="MediaServiceSearchProperties" ma:readOnly="true">
+      <xsd:simpleType>
+        <xsd:restriction base="dms:Note"/>
+      </xsd:simpleType>
+    </xsd:element>
+    <xsd:element name="MediaServiceDateTaken" ma:index="11" nillable="true" ma:displayName="MediaServiceDateTaken" ma:hidden="true" ma:indexed="true" ma:internalName="MediaServiceDateTaken" ma:readOnly="true">
+      <xsd:simpleType>
+        <xsd:restriction base="dms:Text"/>
+      </xsd:simpleType>
+    </xsd:element>
+    <xsd:element name="lcf76f155ced4ddcb4097134ff3c332f" ma:index="13" nillable="true" ma:taxonomy="true" ma:internalName="lcf76f155ced4ddcb4097134ff3c332f" ma:taxonomyFieldName="MediaServiceImageTags" ma:displayName="Etiquetas de imagen" ma:readOnly="false" ma:fieldId="{5cf76f15-5ced-4ddc-b409-7134ff3c332f}" ma:taxonomyMulti="true" ma:sspId="d33c8c81-5745-4931-bcc4-c2aeafe86780" ma:termSetId="09814cd3-568e-fe90-9814-8d621ff8fb84" ma:anchorId="fba54fb3-c3e1-fe81-a776-ca4b69148c4d" ma:open="true" ma:isKeyword="false">
       <xsd:complexType>
-        <xsd:complexContent>
-          <xsd:extension base="dms:UserMulti">
-            <xsd:sequence>
-              <xsd:element name="UserInfo" minOccurs="0" maxOccurs="unbounded">
-                <xsd:complexType>
-                  <xsd:sequence>
-                    <xsd:element name="DisplayName" type="xsd:string" minOccurs="0"/>
-                    <xsd:element name="AccountId" type="dms:UserId" minOccurs="0" nillable="true"/>
-                    <xsd:element name="AccountType" type="xsd:string" minOccurs="0"/>
-                  </xsd:sequence>
-                </xsd:complexType>
-              </xsd:element>
-            </xsd:sequence>
-          </xsd:extension>
-        </xsd:complexContent>
+        <xsd:sequence>
+          <xsd:element ref="pc:Terms" minOccurs="0" maxOccurs="1"/>
+        </xsd:sequence>
       </xsd:complexType>
     </xsd:element>
-    <xsd:element name="SharedWithDetails" ma:index="9" nillable="true" ma:displayName="Detalles de uso compartido" ma:internalName="SharedWithDetails" ma:readOnly="true">
+    <xsd:element name="MediaServiceOCR" ma:index="15" nillable="true" ma:displayName="Extracted Text" ma:internalName="MediaServiceOCR" ma:readOnly="true">
       <xsd:simpleType>
         <xsd:restriction base="dms:Note">
           <xsd:maxLength value="255"/>
         </xsd:restriction>
-      </xsd:simpleType>
-    </xsd:element>
-    <xsd:element name="TaxCatchAll" ma:index="20" nillable="true" ma:displayName="Taxonomy Catch All Column" ma:hidden="true" ma:list="{2f40a149-578b-41a1-8845-c88bc1831770}" ma:internalName="TaxCatchAll" ma:showField="CatchAllData" ma:web="cb45339b-ced9-4d0d-8f64-77573914d53b">
-      <xsd:complexType>
-        <xsd:complexContent>
-          <xsd:extension base="dms:MultiChoiceLookup">
-            <xsd:sequence>
-              <xsd:element name="Value" type="dms:Lookup" maxOccurs="unbounded" minOccurs="0" nillable="true"/>
-            </xsd:sequence>
-          </xsd:extension>
-        </xsd:complexContent>
-      </xsd:complexType>
-    </xsd:element>
-  </xsd:schema>
-  <xsd:schema xmlns:xsd="http://www.w3.org/2001/XMLSchema" xmlns:xs="http://www.w3.org/2001/XMLSchema" xmlns:dms="http://schemas.microsoft.com/office/2006/documentManagement/types" xmlns:pc="http://schemas.microsoft.com/office/infopath/2007/PartnerControls" targetNamespace="43a3ca16-9c26-4813-b83f-4aec9927b43f" elementFormDefault="qualified">
-    <xsd:import namespace="http://schemas.microsoft.com/office/2006/documentManagement/types"/>
-    <xsd:import namespace="http://schemas.microsoft.com/office/infopath/2007/PartnerControls"/>
-    <xsd:element name="MediaServiceMetadata" ma:index="10" nillable="true" ma:displayName="MediaServiceMetadata" ma:hidden="true" ma:internalName="MediaServiceMetadata" ma:readOnly="true">
-      <xsd:simpleType>
-        <xsd:restriction base="dms:Note"/>
-      </xsd:simpleType>
-    </xsd:element>
-    <xsd:element name="MediaServiceFastMetadata" ma:index="11" nillable="true" ma:displayName="MediaServiceFastMetadata" ma:hidden="true" ma:internalName="MediaServiceFastMetadata" ma:readOnly="true">
-      <xsd:simpleType>
-        <xsd:restriction base="dms:Note"/>
-      </xsd:simpleType>
-    </xsd:element>
-    <xsd:element name="MediaServiceDateTaken" ma:index="12" nillable="true" ma:displayName="MediaServiceDateTaken" ma:hidden="true" ma:indexed="true" ma:internalName="MediaServiceDateTaken" ma:readOnly="true">
-      <xsd:simpleType>
-        <xsd:restriction base="dms:Text"/>
-      </xsd:simpleType>
-    </xsd:element>
-    <xsd:element name="MediaServiceObjectDetectorVersions" ma:index="13" nillable="true" ma:displayName="MediaServiceObjectDetectorVersions" ma:hidden="true" ma:indexed="true" ma:internalName="MediaServiceObjectDetectorVersions" ma:readOnly="true">
-      <xsd:simpleType>
-        <xsd:restriction base="dms:Text"/>
-      </xsd:simpleType>
-    </xsd:element>
-    <xsd:element name="MediaLengthInSeconds" ma:index="14" nillable="true" ma:displayName="MediaLengthInSeconds" ma:hidden="true" ma:internalName="MediaLengthInSeconds" ma:readOnly="true">
-      <xsd:simpleType>
-        <xsd:restriction base="dms:Unknown"/>
-      </xsd:simpleType>
-    </xsd:element>
-    <xsd:element name="MediaServiceLocation" ma:index="15" nillable="true" ma:displayName="Location" ma:indexed="true" ma:internalName="MediaServiceLocation" ma:readOnly="true">
-      <xsd:simpleType>
-        <xsd:restriction base="dms:Text"/>
       </xsd:simpleType>
     </xsd:element>
     <xsd:element name="MediaServiceGenerationTime" ma:index="16" nillable="true" ma:displayName="MediaServiceGenerationTime" ma:hidden="true" ma:internalName="MediaServiceGenerationTime" ma:readOnly="true">
@@ -24995,24 +24886,25 @@
         <xsd:restriction base="dms:Text"/>
       </xsd:simpleType>
     </xsd:element>
-    <xsd:element name="lcf76f155ced4ddcb4097134ff3c332f" ma:index="19" nillable="true" ma:taxonomy="true" ma:internalName="lcf76f155ced4ddcb4097134ff3c332f" ma:taxonomyFieldName="MediaServiceImageTags" ma:displayName="Etiquetas de imagen" ma:readOnly="false" ma:fieldId="{5cf76f15-5ced-4ddc-b409-7134ff3c332f}" ma:taxonomyMulti="true" ma:sspId="d33c8c81-5745-4931-bcc4-c2aeafe86780" ma:termSetId="09814cd3-568e-fe90-9814-8d621ff8fb84" ma:anchorId="fba54fb3-c3e1-fe81-a776-ca4b69148c4d" ma:open="true" ma:isKeyword="false">
-      <xsd:complexType>
-        <xsd:sequence>
-          <xsd:element ref="pc:Terms" minOccurs="0" maxOccurs="1"/>
-        </xsd:sequence>
-      </xsd:complexType>
-    </xsd:element>
-    <xsd:element name="MediaServiceOCR" ma:index="21" nillable="true" ma:displayName="Extracted Text" ma:internalName="MediaServiceOCR" ma:readOnly="true">
+    <xsd:element name="MediaLengthInSeconds" ma:index="18" nillable="true" ma:displayName="MediaLengthInSeconds" ma:hidden="true" ma:internalName="MediaLengthInSeconds" ma:readOnly="true">
       <xsd:simpleType>
-        <xsd:restriction base="dms:Note">
-          <xsd:maxLength value="255"/>
-        </xsd:restriction>
+        <xsd:restriction base="dms:Unknown"/>
       </xsd:simpleType>
     </xsd:element>
-    <xsd:element name="MediaServiceSearchProperties" ma:index="22" nillable="true" ma:displayName="MediaServiceSearchProperties" ma:hidden="true" ma:internalName="MediaServiceSearchProperties" ma:readOnly="true">
-      <xsd:simpleType>
-        <xsd:restriction base="dms:Note"/>
-      </xsd:simpleType>
+  </xsd:schema>
+  <xsd:schema xmlns:xsd="http://www.w3.org/2001/XMLSchema" xmlns:xs="http://www.w3.org/2001/XMLSchema" xmlns:dms="http://schemas.microsoft.com/office/2006/documentManagement/types" xmlns:pc="http://schemas.microsoft.com/office/infopath/2007/PartnerControls" targetNamespace="285d351f-f218-493a-825f-85a9dfbde315" elementFormDefault="qualified">
+    <xsd:import namespace="http://schemas.microsoft.com/office/2006/documentManagement/types"/>
+    <xsd:import namespace="http://schemas.microsoft.com/office/infopath/2007/PartnerControls"/>
+    <xsd:element name="TaxCatchAll" ma:index="14" nillable="true" ma:displayName="Taxonomy Catch All Column" ma:hidden="true" ma:list="{5d57ac59-ec13-4ab6-8bf8-a162ea89df9b}" ma:internalName="TaxCatchAll" ma:showField="CatchAllData" ma:web="285d351f-f218-493a-825f-85a9dfbde315">
+      <xsd:complexType>
+        <xsd:complexContent>
+          <xsd:extension base="dms:MultiChoiceLookup">
+            <xsd:sequence>
+              <xsd:element name="Value" type="dms:Lookup" maxOccurs="unbounded" minOccurs="0" nillable="true"/>
+            </xsd:sequence>
+          </xsd:extension>
+        </xsd:complexContent>
+      </xsd:complexType>
     </xsd:element>
   </xsd:schema>
   <xsd:schema xmlns="http://schemas.openxmlformats.org/package/2006/metadata/core-properties" xmlns:xsd="http://www.w3.org/2001/XMLSchema" xmlns:xsi="http://www.w3.org/2001/XMLSchema-instance" xmlns:dc="http://purl.org/dc/elements/1.1/" xmlns:dcterms="http://purl.org/dc/terms/" xmlns:odoc="http://schemas.microsoft.com/internal/obd" targetNamespace="http://schemas.openxmlformats.org/package/2006/metadata/core-properties" elementFormDefault="qualified" attributeFormDefault="unqualified" blockDefault="#all">
@@ -25114,26 +25006,28 @@
 </ct:contentTypeSchema>
 </file>
 
-<file path=customXml/item3.xml><?xml version="1.0" encoding="utf-8"?>
-<?mso-contentType ?>
-<FormTemplates xmlns="http://schemas.microsoft.com/sharepoint/v3/contenttype/forms">
-  <Display>DocumentLibraryForm</Display>
-  <Edit>DocumentLibraryForm</Edit>
-  <New>DocumentLibraryForm</New>
-</FormTemplates>
-</file>
-
-<file path=customXml/item4.xml><?xml version="1.0" encoding="utf-8"?>
-<go:gDocsCustomXmlDataStorage xmlns:go="http://customooxmlschemas.google.com/" xmlns:r="http://schemas.openxmlformats.org/officeDocument/2006/relationships">
-  <go:docsCustomData xmlns:go="http://customooxmlschemas.google.com/" roundtripDataSignature="AMtx7mh3w1sXrKwdjzYCxjbwPkf7wsIk5w==">AMUW2mWhRc/xLonLdtoI8dz4BVu2GREgE7++Eme5Ko+W5/2G+QfXPKxV7NwLPPaJ77IM2LrlHDguxVZnDKcg4iQIvJIe+zJ9DBWjUaWFI+z0k4HbdiCFsJo=</go:docsCustomData>
-</go:gDocsCustomXmlDataStorage>
-</file>
-
 <file path=customXml/item5.xml><?xml version="1.0" encoding="utf-8"?>
 <b:Sources xmlns:b="http://schemas.openxmlformats.org/officeDocument/2006/bibliography" xmlns="http://schemas.openxmlformats.org/officeDocument/2006/bibliography" SelectedStyle="\APASixthEditionOfficeOnline.xsl" StyleName="APA" Version="6"/>
 </file>
 
 <file path=customXml/itemProps1.xml><?xml version="1.0" encoding="utf-8"?>
+<ds:datastoreItem xmlns:ds="http://schemas.openxmlformats.org/officeDocument/2006/customXml" ds:itemID="{83102ECF-E44F-4F73-A78F-FE313D1BFB9A}">
+  <ds:schemaRefs>
+    <ds:schemaRef ds:uri="http://schemas.microsoft.com/sharepoint/v3/contenttype/forms"/>
+  </ds:schemaRefs>
+</ds:datastoreItem>
+</file>
+
+<file path=customXml/itemProps2.xml><?xml version="1.0" encoding="utf-8"?>
+<ds:datastoreItem xmlns:ds="http://schemas.openxmlformats.org/officeDocument/2006/customXml" ds:itemID="{11111111-1234-1234-1234-123412341234}">
+  <ds:schemaRefs>
+    <ds:schemaRef ds:uri="http://customooxmlschemas.google.com/"/>
+    <ds:schemaRef ds:uri="http://schemas.openxmlformats.org/officeDocument/2006/relationships"/>
+  </ds:schemaRefs>
+</ds:datastoreItem>
+</file>
+
+<file path=customXml/itemProps3.xml><?xml version="1.0" encoding="utf-8"?>
 <ds:datastoreItem xmlns:ds="http://schemas.openxmlformats.org/officeDocument/2006/customXml" ds:itemID="{9D9B1A75-0210-4935-8179-95DF20A26AD1}">
   <ds:schemaRefs>
     <ds:schemaRef ds:uri="http://schemas.microsoft.com/office/2006/metadata/properties"/>
@@ -25144,29 +25038,12 @@
 </ds:datastoreItem>
 </file>
 
-<file path=customXml/itemProps2.xml><?xml version="1.0" encoding="utf-8"?>
-<ds:datastoreItem xmlns:ds="http://schemas.openxmlformats.org/officeDocument/2006/customXml" ds:itemID="{7402DF18-B03D-4D9A-9C7A-9AA1D3918266}"/>
-</file>
-
-<file path=customXml/itemProps3.xml><?xml version="1.0" encoding="utf-8"?>
-<ds:datastoreItem xmlns:ds="http://schemas.openxmlformats.org/officeDocument/2006/customXml" ds:itemID="{83102ECF-E44F-4F73-A78F-FE313D1BFB9A}">
-  <ds:schemaRefs>
-    <ds:schemaRef ds:uri="http://schemas.microsoft.com/sharepoint/v3/contenttype/forms"/>
-  </ds:schemaRefs>
-</ds:datastoreItem>
-</file>
-
 <file path=customXml/itemProps4.xml><?xml version="1.0" encoding="utf-8"?>
-<ds:datastoreItem xmlns:ds="http://schemas.openxmlformats.org/officeDocument/2006/customXml" ds:itemID="{11111111-1234-1234-1234-123412341234}">
-  <ds:schemaRefs>
-    <ds:schemaRef ds:uri="http://customooxmlschemas.google.com/"/>
-    <ds:schemaRef ds:uri="http://schemas.openxmlformats.org/officeDocument/2006/relationships"/>
-  </ds:schemaRefs>
-</ds:datastoreItem>
+<ds:datastoreItem xmlns:ds="http://schemas.openxmlformats.org/officeDocument/2006/customXml" ds:itemID="{56B3B17F-B554-4F5E-8A11-7C1F344A7492}"/>
 </file>
 
 <file path=customXml/itemProps5.xml><?xml version="1.0" encoding="utf-8"?>
-<ds:datastoreItem xmlns:ds="http://schemas.openxmlformats.org/officeDocument/2006/customXml" ds:itemID="{882EC35E-B02B-40BF-AB17-AA69C7A754A0}">
+<ds:datastoreItem xmlns:ds="http://schemas.openxmlformats.org/officeDocument/2006/customXml" ds:itemID="{7B9F6048-A42E-4C09-BC83-57D7CA9F1F98}">
   <ds:schemaRefs>
     <ds:schemaRef ds:uri="http://schemas.openxmlformats.org/officeDocument/2006/bibliography"/>
   </ds:schemaRefs>
